--- a/companies/saltmarsh-environmental/Engagements/Solis, Allen and Oconnell/2021.05.22 - Status Report - Solis, Allen and Oconnell v2 FINAL.docx
+++ b/companies/saltmarsh-environmental/Engagements/Solis, Allen and Oconnell/2021.05.22 - Status Report - Solis, Allen and Oconnell v2 FINAL.docx
@@ -12,11 +12,12 @@
     </w:p>
     <w:p>
       <w:r>
-        <w:t>Prepared for: Solis, Allen and Oconnell</w:t>
-        <w:br/>
-        <w:t>Prepared by: Heather Morton, Field Technician</w:t>
-        <w:br/>
-        <w:t>Reviewed by: Managing Principal, prior to issue</w:t>
+        <w:t>Prepared for Solis, Allen and Oconnell</w:t>
+      </w:r>
+    </w:p>
+    <w:p>
+      <w:r>
+        <w:t>Prepared by Heather Morton, Field Technician, Saltmarsh Environmental Partners</w:t>
       </w:r>
     </w:p>
     <w:p>
@@ -24,17 +25,22 @@
         <w:pStyle w:val="Heading2"/>
       </w:pPr>
       <w:r>
-        <w:t>Status Summary</w:t>
+        <w:t>Where things stand</w:t>
       </w:r>
     </w:p>
     <w:p>
       <w:r>
-        <w:t>The work for Solis, Allen and Oconnell is at roughly its midpoint and is on scope. The site characterization is complete, the outfall inventory is fixed, and the Stormwater Pollution Prevention Plan is in draft and in review. One item is behind: the first sampling round has not been collected, because the qualifying rain event it requires has not occurred. That is not a delay we can work around by effort, and it is described under Risks below rather than buried here.</w:t>
+        <w:t>We are about halfway through the stormwater permit support for Solis, Allen and Oconnell, and the work is running the way we planned it. The field characterization of the site is essentially done, the pollution prevention plan is in draft, and we are moving toward the first round of monitoring and the permit filing. Nothing to this point has fallen outside the scope we agreed at the start.</w:t>
       </w:r>
     </w:p>
     <w:p>
       <w:r>
-        <w:t>Against the fixed fee of $110,500, invoiced and committed costs stand at slightly under half, which tracks the work completed. The uncollected sampling round carries laboratory charges that have not yet been incurred. We do not expect to exceed the fee on the scope as written.</w:t>
+        <w:t>The picture is close to what we expected. The yard drains about the way the site suggested it would, with one point at the back of the property that we are looking at again before we commit the plan to it. We recorded what we found as we went, so the plan and the filing will rest on the field record and not on anyone's memory of the day.</w:t>
+      </w:r>
+    </w:p>
+    <w:p>
+      <w:r>
+        <w:t>For where we are in the engagement, the balance of the work now shifts from the field to the desk and the filing. The heavy field days are largely behind us; what is left is one return visit, the baseline round, and the paperwork that turns the plan into an application. That is the stretch where our checking matters most, so we have built the review time into the schedule and are not treating the filing date as the day the work ends.</w:t>
       </w:r>
     </w:p>
     <w:p>
@@ -42,22 +48,57 @@
         <w:pStyle w:val="Heading2"/>
       </w:pPr>
       <w:r>
-        <w:t>Accomplishments This Period</w:t>
+        <w:t>What we completed this period</w:t>
+      </w:r>
+    </w:p>
+    <w:p>
+      <w:pPr>
+        <w:pStyle w:val="ListBullet"/>
+      </w:pPr>
+      <w:r>
+        <w:t>Joseph Nichols and I walked the property, identified the points where stormwater leaves the site, and mapped the drainage area feeding each one.</w:t>
+      </w:r>
+    </w:p>
+    <w:p>
+      <w:pPr>
+        <w:pStyle w:val="ListBullet"/>
+      </w:pPr>
+      <w:r>
+        <w:t>We documented each outfall with a photograph and a sketch keyed to the drainage map, so the placement can be checked without a return trip.</w:t>
+      </w:r>
+    </w:p>
+    <w:p>
+      <w:pPr>
+        <w:pStyle w:val="ListBullet"/>
+      </w:pPr>
+      <w:r>
+        <w:t>We drafted the Stormwater Pollution Prevention Plan to the site as we found it, tying each control to the activity it addresses.</w:t>
+      </w:r>
+    </w:p>
+    <w:p>
+      <w:pPr>
+        <w:pStyle w:val="ListBullet"/>
+      </w:pPr>
+      <w:r>
+        <w:t>We flagged one outfall at the back of the yard, where two drainage areas appear to meet, for a return visit instead of committing to a boundary we were unsure of.</w:t>
+      </w:r>
+    </w:p>
+    <w:p>
+      <w:pPr>
+        <w:pStyle w:val="ListBullet"/>
+      </w:pPr>
+      <w:r>
+        <w:t>We set the monitoring point list against the confirmed outfalls, so the baseline round is taken against points that will not move.</w:t>
       </w:r>
     </w:p>
     <w:p>
       <w:r>
-        <w:t>The drainage area was walked in full, twice, once in dry conditions and once during runoff. Every discharge point was located, photographed from a fixed position, and tied to the drainage sheet. The inventory came out one outfall larger than the drawings show: an unmapped discharge point at the northeast corner of the yard, downgradient of the equipment wash area. Your operations staff are checking its origin. It is in the inventory and in the plan either way, since what governs is what is on the ground.</w:t>
+        <w:t>The one item worth drawing out of that list is the back outfall. The two drainage areas there could be read as meeting at one point or at two, and because the reading changes where a sample would be taken, we are resolving it with a return visit before the baseline round. Leaving it unsettled would put a question into the file at the exact point a reviewer looks first.</w:t>
       </w:r>
     </w:p>
     <w:p>
       <w:r>
-        <w:t>The pollutant source assessment is complete. Each material and activity exposed to precipitation has been traced to the inlet that receives its runoff, and where a path could not be traced with confidence, the assessment says so rather than assuming one. Joseph Nichols assembled the site map and the source tables and has revised both to carry the additional outfall and its drainage area.</w:t>
-      </w:r>
-    </w:p>
-    <w:p>
-      <w:r>
-        <w:t>The plan itself is drafted: site map, source assessment, control measures assigned to each source, inspection schedule, monitoring schedule. It is with the Managing Principal for review. Material inventories and safety data sheets have been received from your staff and are reflected in the source tables. Sampling containers are staged on site with preservatives current, the laboratory subcontract is in place, and hold times are confirmed in writing. The Notice of Intent and its attachments are drafted to the point where they can be completed once the plan is final.</w:t>
+        <w:t>A note on the data, since it is what the baseline will stand on. Every outfall carries a completed field record, a photograph, and a sketch tied to the drainage map, and each is entered and checked in the office before it becomes part of the file. When the first round comes back from the laboratory, the results are reconciled against the field record before any of it is read as the baseline, because a baseline the firm cannot trace is one it cannot defend later.</w:t>
       </w:r>
     </w:p>
     <w:p>
@@ -65,12 +106,44 @@
         <w:pStyle w:val="Heading2"/>
       </w:pPr>
       <w:r>
-        <w:t>Upcoming Work</w:t>
+        <w:t>What comes next</w:t>
+      </w:r>
+    </w:p>
+    <w:p>
+      <w:pPr>
+        <w:pStyle w:val="ListBullet"/>
+      </w:pPr>
+      <w:r>
+        <w:t>Return to the back outfall and settle whether it is one point or two.</w:t>
+      </w:r>
+    </w:p>
+    <w:p>
+      <w:pPr>
+        <w:pStyle w:val="ListBullet"/>
+      </w:pPr>
+      <w:r>
+        <w:t>Take the first monitoring round against the confirmed points, and check the results in the office before they are entered as the baseline.</w:t>
+      </w:r>
+    </w:p>
+    <w:p>
+      <w:pPr>
+        <w:pStyle w:val="ListBullet"/>
+      </w:pPr>
+      <w:r>
+        <w:t>Finalize the pollution prevention plan against the confirmed outfalls and the yard as it now runs.</w:t>
+      </w:r>
+    </w:p>
+    <w:p>
+      <w:pPr>
+        <w:pStyle w:val="ListBullet"/>
+      </w:pPr>
+      <w:r>
+        <w:t>File the notice of intent and the supporting materials for permit coverage once the plan and the baseline are in hand.</w:t>
       </w:r>
     </w:p>
     <w:p>
       <w:r>
-        <w:t>Principal review of the draft plan will be returned to us and the plan will then come to you for review. We ask for comments consolidated through a single point on your side. The first sampling round will be collected on the next qualifying event, and we will call ahead rather than arrive unannounced, though the notice will be short by the nature of the trigger. Laboratory turnaround follows collection; the data summary follows the reports. Operator training is scheduled after the first round so that the staff who will perform the routine visual assessments have watched one done properly. The Notice of Intent goes in after the plan is final and the first round is in hand.</w:t>
+        <w:t>On the budget, the work remains within the $110,500 fee agreed for the engagement, and we do not see anything at this point that would carry it past that figure. The costs still ahead are chiefly the laboratory analyses on the first sampling round, which sit within what we allowed. Should the site or the agency ask for something outside the scope, we will tell you and agree the cost with you before we do the work.</w:t>
       </w:r>
     </w:p>
     <w:p>
@@ -78,27 +151,30 @@
         <w:pStyle w:val="Heading2"/>
       </w:pPr>
       <w:r>
-        <w:t>Risks</w:t>
+        <w:t>Risks and watch items</w:t>
       </w:r>
     </w:p>
     <w:p>
       <w:r>
-        <w:t>Weather is the schedule. Two events this period did not qualify, one on duration and one on antecedent dry period. We will not sample a non-qualifying event to make a schedule, because the result would not be usable and would sit in the file for years being wrong. If the dry stretch continues, the submittal moves, and we would rather tell you that now than explain it later.</w:t>
+        <w:t>A few things are worth naming now, and none of them is blocking. The back outfall could move a sampling point slightly when we resolve it, though we do not expect it to shift the plan. The sampling depends on usable weather, so a round could slip a few days. And once we file, the agency's review runs on its own clock, which is outside our hands and yours.</w:t>
       </w:r>
     </w:p>
     <w:p>
       <w:r>
-        <w:t>The northeast outfall is a live question. If it was cut in during the paving work without a record, the plan will need to account for a discharge point that has been operating undocumented, and that is a conversation worth having before the submittal rather than after. Spill records for the site have been requested and not yet received. If none exist, we need that in writing so the plan can say so plainly. An absence of records is a defensible thing to state; an unexplained gap is not.</w:t>
+        <w:t>We raise these now because they are the kind of thing you would want to know early. None of them changes the scope or what we expect the outcome to be; they are the usual friction of getting a permit filed, and we are tracking them so you do not have to.</w:t>
+      </w:r>
+    </w:p>
+    <w:p>
+      <w:pPr>
+        <w:pStyle w:val="Heading2"/>
+      </w:pPr>
+      <w:r>
+        <w:t>Next step</w:t>
       </w:r>
     </w:p>
     <w:p>
       <w:r>
-        <w:t>Two smaller items. Laboratory turnaround is outside our control and sits between collection and the data summary, so a late-breaking storm compresses everything downstream of it. And the agency's completeness review, if one is issued, will ask for whatever it asks for on its own timetable. Our engagement letter said we cannot warrant that schedule and we still cannot. Neither item is a problem today. Both are reasons the back half of this work has less slack in it than the front half did.</w:t>
-      </w:r>
-    </w:p>
-    <w:p>
-      <w:r>
-        <w:t>Finally, a scope note. The wash area is the source that drives this plan. If your operations decide to relocate it under cover, that is a sensible thing to consider, and it changes the source assessment and possibly the monitoring. It is not within the scope of this engagement to design that, and a decision to do it partway through would mean revisiting work already drafted. We are not recommending against it. We are saying it should be decided deliberately and soon, or not during this engagement at all.</w:t>
+        <w:t>The next thing you will see from us is confirmation that the back outfall is settled and the first monitoring round is scheduled. We will call your office once the return visit is done, and from there the plan and the filing follow in short order.</w:t>
       </w:r>
     </w:p>
     <w:sectPr>
